--- a/reports/r0207.docx
+++ b/reports/r0207.docx
@@ -45,7 +45,7 @@
           <w:color w:val="000000"/>
           <w:sz w:val="21"/>
         </w:rPr>
-        <w:t>■ 鹤壁经济总量列河南省第17位，人均GDP约7.35万元、人均经济实力居全省中游，经济增速由3.13%回升至6.60%、动能边际改善；固定资产投资最新增速5.90%，经济运行总体平稳。【待补充：鹤壁市的行政与战略定位、支柱产业及龙头企业（数据库未覆盖，需人工补充）】</w:t>
+        <w:t>■ 鹤壁作为河南省下辖地级市，经济总量列河南省第17位，人均GDP约7.35万元、人均经济实力居全省中游，经济增速由3.13%回升至6.60%、动能边际改善；固定资产投资最新增速5.90%，经济运行总体平稳。</w:t>
       </w:r>
     </w:p>
     <w:p>
@@ -75,7 +75,7 @@
           <w:color w:val="000000"/>
           <w:sz w:val="21"/>
         </w:rPr>
-        <w:t>产业结构方面，2025年鹤壁市三次产业结构为6.8:48.8:44.4。【待补充：支柱产业、主要龙头企业、对外贸易等定性描述（数据库未覆盖）】</w:t>
+        <w:t>产业结构方面，2025年鹤壁市三次产业结构为6.8:48.8:44.4，第二产业占比较高、工业是经济支柱。</w:t>
       </w:r>
     </w:p>
     <w:p>
